--- a/checklists/тарамоечная.docx
+++ b/checklists/тарамоечная.docx
@@ -41,13 +41,8 @@
             <w:pPr>
               <w:pStyle w:val="-0"/>
             </w:pPr>
-            <w:proofErr w:type="spellStart"/>
-            <w:r>
-              <w:t>Сестрорецкий</w:t>
-            </w:r>
-            <w:proofErr w:type="spellEnd"/>
-            <w:r>
-              <w:t xml:space="preserve"> хлебокомбинат</w:t>
+            <w:r>
+              <w:t>Сестрорецкий хлебокомбинат</w:t>
             </w:r>
           </w:p>
         </w:tc>
@@ -64,14 +59,18 @@
           <w:p>
             <w:pPr>
               <w:pStyle w:val="-0"/>
-            </w:pPr>
-            <w:proofErr w:type="spellStart"/>
-            <w:r>
-              <w:t>Тарамоечная</w:t>
-            </w:r>
-            <w:proofErr w:type="spellEnd"/>
-            <w:r>
-              <w:t xml:space="preserve"> </w:t>
+              <w:rPr>
+                <w:lang w:val="en-US"/>
+              </w:rPr>
+            </w:pPr>
+            <w:r>
+              <w:t xml:space="preserve">Тарамоечная </w:t>
+            </w:r>
+            <w:r>
+              <w:rPr>
+                <w:lang w:val="en-US"/>
+              </w:rPr>
+              <w:t>1</w:t>
             </w:r>
           </w:p>
         </w:tc>
@@ -376,35 +375,35 @@
               <w:t>:</w:t>
             </w:r>
             <w:r>
+              <w:tab/>
+            </w:r>
+            <w:sdt>
+              <w:sdtPr>
+                <w:id w:val="-1732997170"/>
+                <w14:checkbox>
+                  <w14:checked w14:val="0"/>
+                  <w14:checkedState w14:val="2612" w14:font="MS Gothic"/>
+                  <w14:uncheckedState w14:val="2610" w14:font="MS Gothic"/>
+                </w14:checkbox>
+              </w:sdtPr>
+              <w:sdtEndPr/>
+              <w:sdtContent>
+                <w:r>
+                  <w:rPr>
+                    <w:rFonts w:ascii="MS Gothic" w:eastAsia="MS Gothic" w:hAnsi="MS Gothic" w:hint="eastAsia"/>
+                  </w:rPr>
+                  <w:t>☐</w:t>
+                </w:r>
+              </w:sdtContent>
+            </w:sdt>
+            <w:r>
               <w:t xml:space="preserve"> </w:t>
             </w:r>
-            <w:sdt>
-              <w:sdtPr>
-                <w:id w:val="-1732997170"/>
-                <w14:checkbox>
-                  <w14:checked w14:val="0"/>
-                  <w14:checkedState w14:val="2612" w14:font="MS Gothic"/>
-                  <w14:uncheckedState w14:val="2610" w14:font="MS Gothic"/>
-                </w14:checkbox>
-              </w:sdtPr>
-              <w:sdtEndPr/>
-              <w:sdtContent>
-                <w:r>
-                  <w:rPr>
-                    <w:rFonts w:ascii="MS Gothic" w:eastAsia="MS Gothic" w:hAnsi="MS Gothic" w:hint="eastAsia"/>
-                  </w:rPr>
-                  <w:t>☐</w:t>
-                </w:r>
-              </w:sdtContent>
-            </w:sdt>
-            <w:r>
-              <w:t xml:space="preserve"> </w:t>
-            </w:r>
             <w:r>
               <w:t>П</w:t>
             </w:r>
             <w:r>
-              <w:t xml:space="preserve"> </w:t>
+              <w:tab/>
             </w:r>
             <w:sdt>
               <w:sdtPr>
@@ -493,40 +492,38 @@
               <w:t>и</w:t>
             </w:r>
             <w:r>
+              <w:tab/>
+            </w:r>
+            <w:sdt>
+              <w:sdtPr>
+                <w:id w:val="59604664"/>
+                <w14:checkbox>
+                  <w14:checked w14:val="0"/>
+                  <w14:checkedState w14:val="2612" w14:font="MS Gothic"/>
+                  <w14:uncheckedState w14:val="2610" w14:font="MS Gothic"/>
+                </w14:checkbox>
+              </w:sdtPr>
+              <w:sdtEndPr/>
+              <w:sdtContent>
+                <w:r>
+                  <w:rPr>
+                    <w:rFonts w:ascii="MS Gothic" w:eastAsia="MS Gothic" w:hAnsi="MS Gothic" w:hint="eastAsia"/>
+                  </w:rPr>
+                  <w:t>☐</w:t>
+                </w:r>
+              </w:sdtContent>
+            </w:sdt>
+            <w:r>
               <w:t xml:space="preserve"> </w:t>
             </w:r>
-            <w:sdt>
-              <w:sdtPr>
-                <w:id w:val="59604664"/>
-                <w14:checkbox>
-                  <w14:checked w14:val="0"/>
-                  <w14:checkedState w14:val="2612" w14:font="MS Gothic"/>
-                  <w14:uncheckedState w14:val="2610" w14:font="MS Gothic"/>
-                </w14:checkbox>
-              </w:sdtPr>
-              <w:sdtEndPr/>
-              <w:sdtContent>
-                <w:r>
-                  <w:rPr>
-                    <w:rFonts w:ascii="MS Gothic" w:eastAsia="MS Gothic" w:hAnsi="MS Gothic" w:hint="eastAsia"/>
-                  </w:rPr>
-                  <w:t>☐</w:t>
-                </w:r>
-              </w:sdtContent>
-            </w:sdt>
-            <w:r>
-              <w:t xml:space="preserve"> </w:t>
-            </w:r>
-            <w:proofErr w:type="spellStart"/>
             <w:r>
               <w:t>термопот</w:t>
             </w:r>
             <w:r>
               <w:t>ы</w:t>
             </w:r>
-            <w:proofErr w:type="spellEnd"/>
-            <w:r>
-              <w:t xml:space="preserve"> </w:t>
+            <w:r>
+              <w:tab/>
             </w:r>
             <w:sdt>
               <w:sdtPr>
@@ -597,18 +594,18 @@
               <w:sdtPr>
                 <w:id w:val="-1157756896"/>
                 <w14:checkbox>
-                  <w14:checked w14:val="1"/>
-                  <w14:checkedState w14:val="2612" w14:font="MS Gothic"/>
-                  <w14:uncheckedState w14:val="2610" w14:font="MS Gothic"/>
-                </w14:checkbox>
-              </w:sdtPr>
-              <w:sdtEndPr/>
-              <w:sdtContent>
-                <w:r>
-                  <w:rPr>
-                    <w:rFonts w:ascii="MS Gothic" w:eastAsia="MS Gothic" w:hAnsi="MS Gothic" w:hint="eastAsia"/>
-                  </w:rPr>
-                  <w:t>☒</w:t>
+                  <w14:checked w14:val="0"/>
+                  <w14:checkedState w14:val="2612" w14:font="MS Gothic"/>
+                  <w14:uncheckedState w14:val="2610" w14:font="MS Gothic"/>
+                </w14:checkbox>
+              </w:sdtPr>
+              <w:sdtEndPr/>
+              <w:sdtContent>
+                <w:r>
+                  <w:rPr>
+                    <w:rFonts w:ascii="MS Gothic" w:eastAsia="MS Gothic" w:hAnsi="MS Gothic" w:hint="eastAsia"/>
+                  </w:rPr>
+                  <w:t>☐</w:t>
                 </w:r>
               </w:sdtContent>
             </w:sdt>
@@ -622,75 +619,62 @@
               <w:sdtPr>
                 <w:id w:val="-1415010921"/>
                 <w14:checkbox>
-                  <w14:checked w14:val="1"/>
-                  <w14:checkedState w14:val="2612" w14:font="MS Gothic"/>
-                  <w14:uncheckedState w14:val="2610" w14:font="MS Gothic"/>
-                </w14:checkbox>
-              </w:sdtPr>
-              <w:sdtEndPr/>
-              <w:sdtContent>
-                <w:r>
-                  <w:rPr>
-                    <w:rFonts w:ascii="MS Gothic" w:eastAsia="MS Gothic" w:hAnsi="MS Gothic" w:hint="eastAsia"/>
-                  </w:rPr>
-                  <w:t>☒</w:t>
-                </w:r>
-              </w:sdtContent>
-            </w:sdt>
-            <w:proofErr w:type="spellStart"/>
-            <w:r>
-              <w:t>индук</w:t>
-            </w:r>
-            <w:proofErr w:type="spellEnd"/>
-            <w:r>
-              <w:t xml:space="preserve">. </w:t>
+                  <w14:checked w14:val="0"/>
+                  <w14:checkedState w14:val="2612" w14:font="MS Gothic"/>
+                  <w14:uncheckedState w14:val="2610" w14:font="MS Gothic"/>
+                </w14:checkbox>
+              </w:sdtPr>
+              <w:sdtEndPr/>
+              <w:sdtContent>
+                <w:r>
+                  <w:rPr>
+                    <w:rFonts w:ascii="MS Gothic" w:eastAsia="MS Gothic" w:hAnsi="MS Gothic" w:hint="eastAsia"/>
+                  </w:rPr>
+                  <w:t>☐</w:t>
+                </w:r>
+              </w:sdtContent>
+            </w:sdt>
+            <w:r>
+              <w:t xml:space="preserve">индук. </w:t>
             </w:r>
             <w:sdt>
               <w:sdtPr>
                 <w:id w:val="-843940575"/>
                 <w14:checkbox>
-                  <w14:checked w14:val="1"/>
-                  <w14:checkedState w14:val="2612" w14:font="MS Gothic"/>
-                  <w14:uncheckedState w14:val="2610" w14:font="MS Gothic"/>
-                </w14:checkbox>
-              </w:sdtPr>
-              <w:sdtEndPr/>
-              <w:sdtContent>
-                <w:r>
-                  <w:rPr>
-                    <w:rFonts w:ascii="MS Gothic" w:eastAsia="MS Gothic" w:hAnsi="MS Gothic" w:hint="eastAsia"/>
-                  </w:rPr>
-                  <w:t>☒</w:t>
-                </w:r>
-              </w:sdtContent>
-            </w:sdt>
-            <w:r>
-              <w:t xml:space="preserve"> </w:t>
-            </w:r>
-            <w:proofErr w:type="spellStart"/>
-            <w:r>
-              <w:t>элек</w:t>
-            </w:r>
-            <w:proofErr w:type="spellEnd"/>
-            <w:r>
-              <w:t xml:space="preserve">. </w:t>
+                  <w14:checked w14:val="0"/>
+                  <w14:checkedState w14:val="2612" w14:font="MS Gothic"/>
+                  <w14:uncheckedState w14:val="2610" w14:font="MS Gothic"/>
+                </w14:checkbox>
+              </w:sdtPr>
+              <w:sdtEndPr/>
+              <w:sdtContent>
+                <w:r>
+                  <w:rPr>
+                    <w:rFonts w:ascii="MS Gothic" w:eastAsia="MS Gothic" w:hAnsi="MS Gothic" w:hint="eastAsia"/>
+                  </w:rPr>
+                  <w:t>☐</w:t>
+                </w:r>
+              </w:sdtContent>
+            </w:sdt>
+            <w:r>
+              <w:t xml:space="preserve"> элек. </w:t>
             </w:r>
             <w:sdt>
               <w:sdtPr>
                 <w:id w:val="-993945991"/>
                 <w14:checkbox>
-                  <w14:checked w14:val="1"/>
-                  <w14:checkedState w14:val="2612" w14:font="MS Gothic"/>
-                  <w14:uncheckedState w14:val="2610" w14:font="MS Gothic"/>
-                </w14:checkbox>
-              </w:sdtPr>
-              <w:sdtEndPr/>
-              <w:sdtContent>
-                <w:r>
-                  <w:rPr>
-                    <w:rFonts w:ascii="MS Gothic" w:eastAsia="MS Gothic" w:hAnsi="MS Gothic" w:hint="eastAsia"/>
-                  </w:rPr>
-                  <w:t>☒</w:t>
+                  <w14:checked w14:val="0"/>
+                  <w14:checkedState w14:val="2612" w14:font="MS Gothic"/>
+                  <w14:uncheckedState w14:val="2610" w14:font="MS Gothic"/>
+                </w14:checkbox>
+              </w:sdtPr>
+              <w:sdtEndPr/>
+              <w:sdtContent>
+                <w:r>
+                  <w:rPr>
+                    <w:rFonts w:ascii="MS Gothic" w:eastAsia="MS Gothic" w:hAnsi="MS Gothic" w:hint="eastAsia"/>
+                  </w:rPr>
+                  <w:t>☐</w:t>
                 </w:r>
               </w:sdtContent>
             </w:sdt>
@@ -819,14 +803,11 @@
               </w:sdtContent>
             </w:sdt>
             <w:r>
+              <w:t xml:space="preserve"> светильники</w:t>
+            </w:r>
+            <w:r>
               <w:t xml:space="preserve"> </w:t>
             </w:r>
-            <w:r>
-              <w:t>светильники</w:t>
-            </w:r>
-            <w:r>
-              <w:t xml:space="preserve"> </w:t>
-            </w:r>
             <w:sdt>
               <w:sdtPr>
                 <w:id w:val="159207103"/>
@@ -847,13 +828,10 @@
               </w:sdtContent>
             </w:sdt>
             <w:r>
-              <w:t xml:space="preserve"> </w:t>
-            </w:r>
-            <w:r>
               <w:t>вытяжные зонты</w:t>
             </w:r>
             <w:r>
-              <w:t xml:space="preserve"> </w:t>
+              <w:tab/>
             </w:r>
             <w:sdt>
               <w:sdtPr>
@@ -878,7 +856,7 @@
               <w:t>Н</w:t>
             </w:r>
             <w:r>
-              <w:t xml:space="preserve"> </w:t>
+              <w:tab/>
             </w:r>
             <w:sdt>
               <w:sdtPr>
@@ -1200,7 +1178,7 @@
               <w:t>вентиляционные трубы</w:t>
             </w:r>
             <w:r>
-              <w:t xml:space="preserve"> </w:t>
+              <w:tab/>
             </w:r>
             <w:sdt>
               <w:sdtPr>
@@ -1452,13 +1430,8 @@
                 </w:r>
               </w:sdtContent>
             </w:sdt>
-            <w:proofErr w:type="spellStart"/>
-            <w:r>
-              <w:t>этикетировщики</w:t>
-            </w:r>
-            <w:proofErr w:type="spellEnd"/>
-            <w:r>
-              <w:t xml:space="preserve"> </w:t>
+            <w:r>
+              <w:t xml:space="preserve">этикетировщики </w:t>
             </w:r>
           </w:p>
         </w:tc>
@@ -1628,13 +1601,8 @@
                 </w:r>
               </w:sdtContent>
             </w:sdt>
-            <w:proofErr w:type="spellStart"/>
-            <w:r>
-              <w:t>пароконвектоматы</w:t>
-            </w:r>
-            <w:proofErr w:type="spellEnd"/>
-            <w:r>
-              <w:t xml:space="preserve"> </w:t>
+            <w:r>
+              <w:t xml:space="preserve">пароконвектоматы </w:t>
             </w:r>
           </w:p>
         </w:tc>
@@ -2140,13 +2108,8 @@
               </w:sdtContent>
             </w:sdt>
             <w:r>
-              <w:t xml:space="preserve"> </w:t>
-            </w:r>
-            <w:proofErr w:type="spellStart"/>
-            <w:r>
-              <w:t>мусаты</w:t>
-            </w:r>
-            <w:proofErr w:type="spellEnd"/>
+              <w:t xml:space="preserve"> мусаты</w:t>
+            </w:r>
             <w:r>
               <w:t xml:space="preserve"> </w:t>
             </w:r>
@@ -2226,13 +2189,8 @@
                 </w:r>
               </w:sdtContent>
             </w:sdt>
-            <w:proofErr w:type="spellStart"/>
-            <w:r>
-              <w:t>расстоечные</w:t>
-            </w:r>
-            <w:proofErr w:type="spellEnd"/>
-            <w:r>
-              <w:t xml:space="preserve"> шкафы</w:t>
+            <w:r>
+              <w:t>расстоечные шкафы</w:t>
             </w:r>
           </w:p>
         </w:tc>
@@ -2285,13 +2243,8 @@
               </w:sdtContent>
             </w:sdt>
             <w:r>
-              <w:t xml:space="preserve">автоматический </w:t>
-            </w:r>
-            <w:proofErr w:type="spellStart"/>
-            <w:r>
-              <w:t>клипсаторы</w:t>
-            </w:r>
-            <w:proofErr w:type="spellEnd"/>
+              <w:t>автоматический клипсаторы</w:t>
+            </w:r>
           </w:p>
         </w:tc>
         <w:tc>
@@ -2373,15 +2326,8 @@
               <w:pStyle w:val="--2"/>
             </w:pPr>
             <w:r>
-              <w:t xml:space="preserve">Сэндвич-панели, </w:t>
-            </w:r>
-            <w:proofErr w:type="spellStart"/>
-            <w:proofErr w:type="gramStart"/>
-            <w:r>
-              <w:t>мет.листы</w:t>
-            </w:r>
-            <w:proofErr w:type="spellEnd"/>
-            <w:proofErr w:type="gramEnd"/>
+              <w:t>Сэндвич-панели, мет.листы</w:t>
+            </w:r>
           </w:p>
         </w:tc>
         <w:tc>
@@ -2728,11 +2674,9 @@
                 </w:r>
               </w:sdtContent>
             </w:sdt>
-            <w:proofErr w:type="spellStart"/>
             <w:r>
               <w:t>гастроёмкости</w:t>
             </w:r>
-            <w:proofErr w:type="spellEnd"/>
           </w:p>
         </w:tc>
         <w:tc>
@@ -2837,7 +2781,7 @@
               <w:t>металлоконструкции</w:t>
             </w:r>
             <w:r>
-              <w:t xml:space="preserve"> </w:t>
+              <w:tab/>
             </w:r>
             <w:sdt>
               <w:sdtPr>
@@ -2923,18 +2867,18 @@
               <w:sdtPr>
                 <w:id w:val="-756976329"/>
                 <w14:checkbox>
-                  <w14:checked w14:val="1"/>
-                  <w14:checkedState w14:val="2612" w14:font="MS Gothic"/>
-                  <w14:uncheckedState w14:val="2610" w14:font="MS Gothic"/>
-                </w14:checkbox>
-              </w:sdtPr>
-              <w:sdtEndPr/>
-              <w:sdtContent>
-                <w:r>
-                  <w:rPr>
-                    <w:rFonts w:ascii="MS Gothic" w:eastAsia="MS Gothic" w:hAnsi="MS Gothic" w:hint="eastAsia"/>
-                  </w:rPr>
-                  <w:t>☒</w:t>
+                  <w14:checked w14:val="0"/>
+                  <w14:checkedState w14:val="2612" w14:font="MS Gothic"/>
+                  <w14:uncheckedState w14:val="2610" w14:font="MS Gothic"/>
+                </w14:checkbox>
+              </w:sdtPr>
+              <w:sdtEndPr/>
+              <w:sdtContent>
+                <w:r>
+                  <w:rPr>
+                    <w:rFonts w:ascii="MS Gothic" w:eastAsia="MS Gothic" w:hAnsi="MS Gothic" w:hint="eastAsia"/>
+                  </w:rPr>
+                  <w:t>☐</w:t>
                 </w:r>
               </w:sdtContent>
             </w:sdt>
@@ -2945,18 +2889,18 @@
               <w:sdtPr>
                 <w:id w:val="-1844078101"/>
                 <w14:checkbox>
-                  <w14:checked w14:val="1"/>
-                  <w14:checkedState w14:val="2612" w14:font="MS Gothic"/>
-                  <w14:uncheckedState w14:val="2610" w14:font="MS Gothic"/>
-                </w14:checkbox>
-              </w:sdtPr>
-              <w:sdtEndPr/>
-              <w:sdtContent>
-                <w:r>
-                  <w:rPr>
-                    <w:rFonts w:ascii="MS Gothic" w:eastAsia="MS Gothic" w:hAnsi="MS Gothic" w:hint="eastAsia"/>
-                  </w:rPr>
-                  <w:t>☒</w:t>
+                  <w14:checked w14:val="0"/>
+                  <w14:checkedState w14:val="2612" w14:font="MS Gothic"/>
+                  <w14:uncheckedState w14:val="2610" w14:font="MS Gothic"/>
+                </w14:checkbox>
+              </w:sdtPr>
+              <w:sdtEndPr/>
+              <w:sdtContent>
+                <w:r>
+                  <w:rPr>
+                    <w:rFonts w:ascii="MS Gothic" w:eastAsia="MS Gothic" w:hAnsi="MS Gothic" w:hint="eastAsia"/>
+                  </w:rPr>
+                  <w:t>☐</w:t>
                 </w:r>
               </w:sdtContent>
             </w:sdt>
@@ -2967,18 +2911,18 @@
               <w:sdtPr>
                 <w:id w:val="924763512"/>
                 <w14:checkbox>
-                  <w14:checked w14:val="1"/>
-                  <w14:checkedState w14:val="2612" w14:font="MS Gothic"/>
-                  <w14:uncheckedState w14:val="2610" w14:font="MS Gothic"/>
-                </w14:checkbox>
-              </w:sdtPr>
-              <w:sdtEndPr/>
-              <w:sdtContent>
-                <w:r>
-                  <w:rPr>
-                    <w:rFonts w:ascii="MS Gothic" w:eastAsia="MS Gothic" w:hAnsi="MS Gothic" w:hint="eastAsia"/>
-                  </w:rPr>
-                  <w:t>☒</w:t>
+                  <w14:checked w14:val="0"/>
+                  <w14:checkedState w14:val="2612" w14:font="MS Gothic"/>
+                  <w14:uncheckedState w14:val="2610" w14:font="MS Gothic"/>
+                </w14:checkbox>
+              </w:sdtPr>
+              <w:sdtEndPr/>
+              <w:sdtContent>
+                <w:r>
+                  <w:rPr>
+                    <w:rFonts w:ascii="MS Gothic" w:eastAsia="MS Gothic" w:hAnsi="MS Gothic" w:hint="eastAsia"/>
+                  </w:rPr>
+                  <w:t>☐</w:t>
                 </w:r>
               </w:sdtContent>
             </w:sdt>
@@ -3024,18 +2968,18 @@
               <w:sdtPr>
                 <w:id w:val="-1260366147"/>
                 <w14:checkbox>
-                  <w14:checked w14:val="1"/>
-                  <w14:checkedState w14:val="2612" w14:font="MS Gothic"/>
-                  <w14:uncheckedState w14:val="2610" w14:font="MS Gothic"/>
-                </w14:checkbox>
-              </w:sdtPr>
-              <w:sdtEndPr/>
-              <w:sdtContent>
-                <w:r>
-                  <w:rPr>
-                    <w:rFonts w:ascii="MS Gothic" w:eastAsia="MS Gothic" w:hAnsi="MS Gothic" w:hint="eastAsia"/>
-                  </w:rPr>
-                  <w:t>☒</w:t>
+                  <w14:checked w14:val="0"/>
+                  <w14:checkedState w14:val="2612" w14:font="MS Gothic"/>
+                  <w14:uncheckedState w14:val="2610" w14:font="MS Gothic"/>
+                </w14:checkbox>
+              </w:sdtPr>
+              <w:sdtEndPr/>
+              <w:sdtContent>
+                <w:r>
+                  <w:rPr>
+                    <w:rFonts w:ascii="MS Gothic" w:eastAsia="MS Gothic" w:hAnsi="MS Gothic" w:hint="eastAsia"/>
+                  </w:rPr>
+                  <w:t>☐</w:t>
                 </w:r>
               </w:sdtContent>
             </w:sdt>
@@ -3049,18 +2993,18 @@
               <w:sdtPr>
                 <w:id w:val="904880020"/>
                 <w14:checkbox>
-                  <w14:checked w14:val="1"/>
-                  <w14:checkedState w14:val="2612" w14:font="MS Gothic"/>
-                  <w14:uncheckedState w14:val="2610" w14:font="MS Gothic"/>
-                </w14:checkbox>
-              </w:sdtPr>
-              <w:sdtEndPr/>
-              <w:sdtContent>
-                <w:r>
-                  <w:rPr>
-                    <w:rFonts w:ascii="MS Gothic" w:eastAsia="MS Gothic" w:hAnsi="MS Gothic" w:hint="eastAsia"/>
-                  </w:rPr>
-                  <w:t>☒</w:t>
+                  <w14:checked w14:val="0"/>
+                  <w14:checkedState w14:val="2612" w14:font="MS Gothic"/>
+                  <w14:uncheckedState w14:val="2610" w14:font="MS Gothic"/>
+                </w14:checkbox>
+              </w:sdtPr>
+              <w:sdtEndPr/>
+              <w:sdtContent>
+                <w:r>
+                  <w:rPr>
+                    <w:rFonts w:ascii="MS Gothic" w:eastAsia="MS Gothic" w:hAnsi="MS Gothic" w:hint="eastAsia"/>
+                  </w:rPr>
+                  <w:t>☐</w:t>
                 </w:r>
               </w:sdtContent>
             </w:sdt>
@@ -3071,18 +3015,18 @@
               <w:sdtPr>
                 <w:id w:val="35717786"/>
                 <w14:checkbox>
-                  <w14:checked w14:val="1"/>
-                  <w14:checkedState w14:val="2612" w14:font="MS Gothic"/>
-                  <w14:uncheckedState w14:val="2610" w14:font="MS Gothic"/>
-                </w14:checkbox>
-              </w:sdtPr>
-              <w:sdtEndPr/>
-              <w:sdtContent>
-                <w:r>
-                  <w:rPr>
-                    <w:rFonts w:ascii="MS Gothic" w:eastAsia="MS Gothic" w:hAnsi="MS Gothic" w:hint="eastAsia"/>
-                  </w:rPr>
-                  <w:t>☒</w:t>
+                  <w14:checked w14:val="0"/>
+                  <w14:checkedState w14:val="2612" w14:font="MS Gothic"/>
+                  <w14:uncheckedState w14:val="2610" w14:font="MS Gothic"/>
+                </w14:checkbox>
+              </w:sdtPr>
+              <w:sdtEndPr/>
+              <w:sdtContent>
+                <w:r>
+                  <w:rPr>
+                    <w:rFonts w:ascii="MS Gothic" w:eastAsia="MS Gothic" w:hAnsi="MS Gothic" w:hint="eastAsia"/>
+                  </w:rPr>
+                  <w:t>☐</w:t>
                 </w:r>
               </w:sdtContent>
             </w:sdt>
@@ -3391,7 +3335,7 @@
               <w:t xml:space="preserve">весы </w:t>
             </w:r>
             <w:r>
-              <w:t xml:space="preserve"> </w:t>
+              <w:tab/>
             </w:r>
             <w:sdt>
               <w:sdtPr>
@@ -3515,11 +3459,9 @@
                 </w:r>
               </w:sdtContent>
             </w:sdt>
-            <w:proofErr w:type="spellStart"/>
             <w:r>
               <w:t>слайсера</w:t>
             </w:r>
-            <w:proofErr w:type="spellEnd"/>
           </w:p>
         </w:tc>
         <w:tc>
@@ -3699,18 +3641,18 @@
               <w:sdtPr>
                 <w:id w:val="-608587607"/>
                 <w14:checkbox>
-                  <w14:checked w14:val="1"/>
-                  <w14:checkedState w14:val="2612" w14:font="MS Gothic"/>
-                  <w14:uncheckedState w14:val="2610" w14:font="MS Gothic"/>
-                </w14:checkbox>
-              </w:sdtPr>
-              <w:sdtEndPr/>
-              <w:sdtContent>
-                <w:r>
-                  <w:rPr>
-                    <w:rFonts w:ascii="MS Gothic" w:eastAsia="MS Gothic" w:hAnsi="MS Gothic" w:hint="eastAsia"/>
-                  </w:rPr>
-                  <w:t>☒</w:t>
+                  <w14:checked w14:val="0"/>
+                  <w14:checkedState w14:val="2612" w14:font="MS Gothic"/>
+                  <w14:uncheckedState w14:val="2610" w14:font="MS Gothic"/>
+                </w14:checkbox>
+              </w:sdtPr>
+              <w:sdtEndPr/>
+              <w:sdtContent>
+                <w:r>
+                  <w:rPr>
+                    <w:rFonts w:ascii="MS Gothic" w:eastAsia="MS Gothic" w:hAnsi="MS Gothic" w:hint="eastAsia"/>
+                  </w:rPr>
+                  <w:t>☐</w:t>
                 </w:r>
               </w:sdtContent>
             </w:sdt>
@@ -3721,18 +3663,18 @@
               <w:sdtPr>
                 <w:id w:val="-1313410027"/>
                 <w14:checkbox>
-                  <w14:checked w14:val="1"/>
-                  <w14:checkedState w14:val="2612" w14:font="MS Gothic"/>
-                  <w14:uncheckedState w14:val="2610" w14:font="MS Gothic"/>
-                </w14:checkbox>
-              </w:sdtPr>
-              <w:sdtEndPr/>
-              <w:sdtContent>
-                <w:r>
-                  <w:rPr>
-                    <w:rFonts w:ascii="MS Gothic" w:eastAsia="MS Gothic" w:hAnsi="MS Gothic" w:hint="eastAsia"/>
-                  </w:rPr>
-                  <w:t>☒</w:t>
+                  <w14:checked w14:val="0"/>
+                  <w14:checkedState w14:val="2612" w14:font="MS Gothic"/>
+                  <w14:uncheckedState w14:val="2610" w14:font="MS Gothic"/>
+                </w14:checkbox>
+              </w:sdtPr>
+              <w:sdtEndPr/>
+              <w:sdtContent>
+                <w:r>
+                  <w:rPr>
+                    <w:rFonts w:ascii="MS Gothic" w:eastAsia="MS Gothic" w:hAnsi="MS Gothic" w:hint="eastAsia"/>
+                  </w:rPr>
+                  <w:t>☐</w:t>
                 </w:r>
               </w:sdtContent>
             </w:sdt>
@@ -3936,7 +3878,7 @@
               <w:t>ние</w:t>
             </w:r>
             <w:r>
-              <w:t xml:space="preserve"> </w:t>
+              <w:tab/>
             </w:r>
             <w:sdt>
               <w:sdtPr>
@@ -4012,7 +3954,6 @@
                 </w:r>
               </w:sdtContent>
             </w:sdt>
-            <w:proofErr w:type="spellStart"/>
             <w:r>
               <w:t>с</w:t>
             </w:r>
@@ -4020,11 +3961,7 @@
               <w:t>илапеновы</w:t>
             </w:r>
             <w:r>
-              <w:t>е</w:t>
-            </w:r>
-            <w:proofErr w:type="spellEnd"/>
-            <w:r>
-              <w:t xml:space="preserve"> коврики</w:t>
+              <w:t>е коврики</w:t>
             </w:r>
           </w:p>
         </w:tc>
@@ -4077,11 +4014,9 @@
                 </w:r>
               </w:sdtContent>
             </w:sdt>
-            <w:proofErr w:type="spellStart"/>
             <w:r>
               <w:t>бисквиторезки</w:t>
             </w:r>
-            <w:proofErr w:type="spellEnd"/>
             <w:r>
               <w:t xml:space="preserve"> </w:t>
             </w:r>
@@ -4203,7 +4138,7 @@
               <w:t xml:space="preserve"> электрощиты</w:t>
             </w:r>
             <w:r>
-              <w:t xml:space="preserve"> </w:t>
+              <w:tab/>
             </w:r>
             <w:sdt>
               <w:sdtPr>
@@ -4361,11 +4296,9 @@
             <w:r>
               <w:t xml:space="preserve"> </w:t>
             </w:r>
-            <w:proofErr w:type="spellStart"/>
             <w:r>
               <w:t>тестоделители</w:t>
             </w:r>
-            <w:proofErr w:type="spellEnd"/>
           </w:p>
         </w:tc>
         <w:tc>
@@ -4560,13 +4493,11 @@
                 </w:r>
               </w:sdtContent>
             </w:sdt>
-            <w:proofErr w:type="spellStart"/>
             <w:r>
               <w:t>дежи</w:t>
             </w:r>
-            <w:proofErr w:type="spellEnd"/>
-            <w:r>
-              <w:t xml:space="preserve"> </w:t>
+            <w:r>
+              <w:tab/>
             </w:r>
             <w:sdt>
               <w:sdtPr>
@@ -4644,14 +4575,12 @@
                 </w:r>
               </w:sdtContent>
             </w:sdt>
-            <w:proofErr w:type="spellStart"/>
             <w:r>
               <w:t>т</w:t>
             </w:r>
             <w:r>
               <w:t>естоокруглители</w:t>
             </w:r>
-            <w:proofErr w:type="spellEnd"/>
             <w:r>
               <w:t xml:space="preserve"> </w:t>
             </w:r>
@@ -4674,11 +4603,9 @@
                 </w:r>
               </w:sdtContent>
             </w:sdt>
-            <w:proofErr w:type="spellStart"/>
             <w:r>
               <w:t>тестораскатки</w:t>
             </w:r>
-            <w:proofErr w:type="spellEnd"/>
           </w:p>
         </w:tc>
         <w:tc>
@@ -4795,7 +4722,7 @@
               <w:t>двери</w:t>
             </w:r>
             <w:r>
-              <w:t xml:space="preserve"> </w:t>
+              <w:tab/>
             </w:r>
             <w:sdt>
               <w:sdtPr>
@@ -4817,15 +4744,10 @@
               </w:sdtContent>
             </w:sdt>
             <w:r>
-              <w:t xml:space="preserve"> ворота/</w:t>
-            </w:r>
-            <w:proofErr w:type="spellStart"/>
-            <w:r>
-              <w:t>роллета</w:t>
-            </w:r>
-            <w:proofErr w:type="spellEnd"/>
-            <w:r>
-              <w:t xml:space="preserve"> </w:t>
+              <w:t xml:space="preserve"> ворота/роллета</w:t>
+            </w:r>
+            <w:r>
+              <w:tab/>
             </w:r>
           </w:p>
         </w:tc>
@@ -4882,11 +4804,9 @@
             <w:r>
               <w:t xml:space="preserve">ёмкости для </w:t>
             </w:r>
-            <w:proofErr w:type="spellStart"/>
             <w:r>
               <w:t>перетаривания</w:t>
             </w:r>
-            <w:proofErr w:type="spellEnd"/>
           </w:p>
         </w:tc>
         <w:tc>
@@ -5137,15 +5057,7 @@
               </w:sdtContent>
             </w:sdt>
             <w:r>
-              <w:t xml:space="preserve">корзины для </w:t>
-            </w:r>
-            <w:proofErr w:type="spellStart"/>
-            <w:r>
-              <w:t>расстойки</w:t>
-            </w:r>
-            <w:proofErr w:type="spellEnd"/>
-            <w:r>
-              <w:t xml:space="preserve"> теста</w:t>
+              <w:t>корзины для расстойки теста</w:t>
             </w:r>
           </w:p>
         </w:tc>
@@ -5198,11 +5110,9 @@
                 </w:r>
               </w:sdtContent>
             </w:sdt>
-            <w:proofErr w:type="spellStart"/>
             <w:r>
               <w:t>тарталетницы</w:t>
             </w:r>
-            <w:proofErr w:type="spellEnd"/>
           </w:p>
         </w:tc>
         <w:tc>
@@ -5309,13 +5219,8 @@
                 </w:r>
               </w:sdtContent>
             </w:sdt>
-            <w:proofErr w:type="spellStart"/>
-            <w:r>
-              <w:t>демосистема</w:t>
-            </w:r>
-            <w:proofErr w:type="spellEnd"/>
-            <w:r>
-              <w:t xml:space="preserve"> (контактная поверхность)</w:t>
+            <w:r>
+              <w:t>демосистема (контактная поверхность)</w:t>
             </w:r>
           </w:p>
         </w:tc>
@@ -6173,11 +6078,9 @@
             <w:r>
               <w:t xml:space="preserve"> </w:t>
             </w:r>
-            <w:proofErr w:type="spellStart"/>
             <w:r>
               <w:t>подкатные</w:t>
             </w:r>
-            <w:proofErr w:type="spellEnd"/>
           </w:p>
         </w:tc>
         <w:tc>
@@ -6233,13 +6136,8 @@
               </w:sdtContent>
             </w:sdt>
             <w:r>
-              <w:t xml:space="preserve">машина для резки </w:t>
-            </w:r>
-            <w:proofErr w:type="spellStart"/>
-            <w:r>
-              <w:t>конд</w:t>
-            </w:r>
-            <w:proofErr w:type="spellEnd"/>
+              <w:t>машина для резки конд</w:t>
+            </w:r>
             <w:r>
               <w:t>.</w:t>
             </w:r>
@@ -6359,7 +6257,7 @@
               <w:t>гидравлические тележки</w:t>
             </w:r>
             <w:r>
-              <w:t xml:space="preserve"> </w:t>
+              <w:tab/>
             </w:r>
             <w:sdt>
               <w:sdtPr>
@@ -6660,15 +6558,7 @@
               </w:sdtContent>
             </w:sdt>
             <w:r>
-              <w:t>изотермические контейнеры (</w:t>
-            </w:r>
-            <w:proofErr w:type="spellStart"/>
-            <w:r>
-              <w:t>bigbox</w:t>
-            </w:r>
-            <w:proofErr w:type="spellEnd"/>
-            <w:r>
-              <w:t>)</w:t>
+              <w:t>изотермические контейнеры (bigbox)</w:t>
             </w:r>
           </w:p>
         </w:tc>
@@ -6922,28 +6812,12 @@
                 </w:r>
               </w:sdtContent>
             </w:sdt>
-            <w:proofErr w:type="spellStart"/>
             <w:r>
               <w:rPr>
                 <w:rFonts w:eastAsia="Times New Roman"/>
               </w:rPr>
-              <w:t>расстоечные</w:t>
-            </w:r>
-            <w:proofErr w:type="spellEnd"/>
-            <w:r>
-              <w:rPr>
-                <w:rFonts w:eastAsia="Times New Roman"/>
-              </w:rPr>
-              <w:t xml:space="preserve"> </w:t>
-            </w:r>
-            <w:proofErr w:type="spellStart"/>
-            <w:r>
-              <w:rPr>
-                <w:rFonts w:eastAsia="Times New Roman"/>
-              </w:rPr>
-              <w:t>термочехлы</w:t>
-            </w:r>
-            <w:proofErr w:type="spellEnd"/>
+              <w:t>расстоечные термочехлы</w:t>
+            </w:r>
           </w:p>
         </w:tc>
         <w:tc>
@@ -6995,13 +6869,8 @@
                 </w:r>
               </w:sdtContent>
             </w:sdt>
-            <w:proofErr w:type="spellStart"/>
-            <w:r>
-              <w:t>минифилы</w:t>
-            </w:r>
-            <w:proofErr w:type="spellEnd"/>
-            <w:r>
-              <w:t xml:space="preserve"> (дозаторы крема)</w:t>
+            <w:r>
+              <w:t>минифилы (дозаторы крема)</w:t>
             </w:r>
           </w:p>
         </w:tc>
@@ -7641,15 +7510,10 @@
               </w:sdtContent>
             </w:sdt>
             <w:r>
-              <w:t xml:space="preserve"> </w:t>
-            </w:r>
-            <w:proofErr w:type="spellStart"/>
-            <w:r>
-              <w:t>мопы</w:t>
-            </w:r>
-            <w:proofErr w:type="spellEnd"/>
-            <w:r>
-              <w:t xml:space="preserve"> </w:t>
+              <w:t xml:space="preserve"> мопы</w:t>
+            </w:r>
+            <w:r>
+              <w:tab/>
             </w:r>
             <w:sdt>
               <w:sdtPr>
@@ -7769,16 +7633,11 @@
                 </w:r>
               </w:sdtContent>
             </w:sdt>
-            <w:proofErr w:type="spellStart"/>
             <w:r>
               <w:t>просеивател</w:t>
             </w:r>
             <w:r>
-              <w:t>и</w:t>
-            </w:r>
-            <w:proofErr w:type="spellEnd"/>
-            <w:r>
-              <w:t xml:space="preserve">: </w:t>
+              <w:t xml:space="preserve">и: </w:t>
             </w:r>
             <w:sdt>
               <w:sdtPr>
@@ -8116,11 +7975,9 @@
                 </w:r>
               </w:sdtContent>
             </w:sdt>
-            <w:proofErr w:type="spellStart"/>
             <w:r>
               <w:t>солодоварки</w:t>
             </w:r>
-            <w:proofErr w:type="spellEnd"/>
             <w:r>
               <w:t xml:space="preserve"> </w:t>
             </w:r>
@@ -8143,11 +8000,9 @@
                 </w:r>
               </w:sdtContent>
             </w:sdt>
-            <w:proofErr w:type="spellStart"/>
             <w:r>
               <w:t>ферментаторы</w:t>
             </w:r>
-            <w:proofErr w:type="spellEnd"/>
           </w:p>
         </w:tc>
         <w:tc>
@@ -8454,35 +8309,35 @@
               <w:t xml:space="preserve"> раковина</w:t>
             </w:r>
             <w:r>
+              <w:tab/>
+            </w:r>
+            <w:sdt>
+              <w:sdtPr>
+                <w:id w:val="1023058016"/>
+                <w14:checkbox>
+                  <w14:checked w14:val="0"/>
+                  <w14:checkedState w14:val="2612" w14:font="MS Gothic"/>
+                  <w14:uncheckedState w14:val="2610" w14:font="MS Gothic"/>
+                </w14:checkbox>
+              </w:sdtPr>
+              <w:sdtEndPr/>
+              <w:sdtContent>
+                <w:r>
+                  <w:rPr>
+                    <w:rFonts w:ascii="MS Gothic" w:eastAsia="MS Gothic" w:hAnsi="MS Gothic" w:hint="eastAsia"/>
+                  </w:rPr>
+                  <w:t>☐</w:t>
+                </w:r>
+              </w:sdtContent>
+            </w:sdt>
+            <w:r>
+              <w:t xml:space="preserve"> смеситель</w:t>
+            </w:r>
+            <w:r>
               <w:t xml:space="preserve"> </w:t>
             </w:r>
             <w:sdt>
               <w:sdtPr>
-                <w:id w:val="1023058016"/>
-                <w14:checkbox>
-                  <w14:checked w14:val="0"/>
-                  <w14:checkedState w14:val="2612" w14:font="MS Gothic"/>
-                  <w14:uncheckedState w14:val="2610" w14:font="MS Gothic"/>
-                </w14:checkbox>
-              </w:sdtPr>
-              <w:sdtEndPr/>
-              <w:sdtContent>
-                <w:r>
-                  <w:rPr>
-                    <w:rFonts w:ascii="MS Gothic" w:eastAsia="MS Gothic" w:hAnsi="MS Gothic" w:hint="eastAsia"/>
-                  </w:rPr>
-                  <w:t>☐</w:t>
-                </w:r>
-              </w:sdtContent>
-            </w:sdt>
-            <w:r>
-              <w:t xml:space="preserve"> смеситель</w:t>
-            </w:r>
-            <w:r>
-              <w:t xml:space="preserve"> </w:t>
-            </w:r>
-            <w:sdt>
-              <w:sdtPr>
                 <w:id w:val="-244110769"/>
                 <w14:checkbox>
                   <w14:checked w14:val="0"/>
@@ -8504,7 +8359,7 @@
               <w:t xml:space="preserve"> унитаз</w:t>
             </w:r>
             <w:r>
-              <w:t xml:space="preserve"> </w:t>
+              <w:tab/>
             </w:r>
             <w:r>
               <w:t xml:space="preserve"> </w:t>
@@ -9081,13 +8936,8 @@
             <w:r>
               <w:t xml:space="preserve"> </w:t>
             </w:r>
-            <w:proofErr w:type="spellStart"/>
-            <w:r>
-              <w:t>таромоечная</w:t>
-            </w:r>
-            <w:proofErr w:type="spellEnd"/>
-            <w:r>
-              <w:t xml:space="preserve"> </w:t>
+            <w:r>
+              <w:t xml:space="preserve">таромоечная </w:t>
             </w:r>
             <w:r>
               <w:t>машина</w:t>
@@ -9428,18 +9278,18 @@
               <w:sdtPr>
                 <w:id w:val="1992204804"/>
                 <w14:checkbox>
-                  <w14:checked w14:val="1"/>
-                  <w14:checkedState w14:val="2612" w14:font="MS Gothic"/>
-                  <w14:uncheckedState w14:val="2610" w14:font="MS Gothic"/>
-                </w14:checkbox>
-              </w:sdtPr>
-              <w:sdtEndPr/>
-              <w:sdtContent>
-                <w:r>
-                  <w:rPr>
-                    <w:rFonts w:ascii="MS Gothic" w:eastAsia="MS Gothic" w:hAnsi="MS Gothic" w:hint="eastAsia"/>
-                  </w:rPr>
-                  <w:t>☒</w:t>
+                  <w14:checked w14:val="0"/>
+                  <w14:checkedState w14:val="2612" w14:font="MS Gothic"/>
+                  <w14:uncheckedState w14:val="2610" w14:font="MS Gothic"/>
+                </w14:checkbox>
+              </w:sdtPr>
+              <w:sdtEndPr/>
+              <w:sdtContent>
+                <w:r>
+                  <w:rPr>
+                    <w:rFonts w:ascii="MS Gothic" w:eastAsia="MS Gothic" w:hAnsi="MS Gothic" w:hint="eastAsia"/>
+                  </w:rPr>
+                  <w:t>☐</w:t>
                 </w:r>
               </w:sdtContent>
             </w:sdt>
@@ -9493,18 +9343,18 @@
               <w:sdtPr>
                 <w:id w:val="844836469"/>
                 <w14:checkbox>
-                  <w14:checked w14:val="1"/>
-                  <w14:checkedState w14:val="2612" w14:font="MS Gothic"/>
-                  <w14:uncheckedState w14:val="2610" w14:font="MS Gothic"/>
-                </w14:checkbox>
-              </w:sdtPr>
-              <w:sdtEndPr/>
-              <w:sdtContent>
-                <w:r>
-                  <w:rPr>
-                    <w:rFonts w:ascii="MS Gothic" w:eastAsia="MS Gothic" w:hAnsi="MS Gothic" w:hint="eastAsia"/>
-                  </w:rPr>
-                  <w:t>☒</w:t>
+                  <w14:checked w14:val="0"/>
+                  <w14:checkedState w14:val="2612" w14:font="MS Gothic"/>
+                  <w14:uncheckedState w14:val="2610" w14:font="MS Gothic"/>
+                </w14:checkbox>
+              </w:sdtPr>
+              <w:sdtEndPr/>
+              <w:sdtContent>
+                <w:r>
+                  <w:rPr>
+                    <w:rFonts w:ascii="MS Gothic" w:eastAsia="MS Gothic" w:hAnsi="MS Gothic" w:cs="MS Gothic" w:hint="eastAsia"/>
+                  </w:rPr>
+                  <w:t>☐</w:t>
                 </w:r>
               </w:sdtContent>
             </w:sdt>
@@ -9518,18 +9368,18 @@
               <w:sdtPr>
                 <w:id w:val="-1760903049"/>
                 <w14:checkbox>
-                  <w14:checked w14:val="1"/>
-                  <w14:checkedState w14:val="2612" w14:font="MS Gothic"/>
-                  <w14:uncheckedState w14:val="2610" w14:font="MS Gothic"/>
-                </w14:checkbox>
-              </w:sdtPr>
-              <w:sdtEndPr/>
-              <w:sdtContent>
-                <w:r>
-                  <w:rPr>
-                    <w:rFonts w:ascii="MS Gothic" w:eastAsia="MS Gothic" w:hAnsi="MS Gothic" w:hint="eastAsia"/>
-                  </w:rPr>
-                  <w:t>☒</w:t>
+                  <w14:checked w14:val="0"/>
+                  <w14:checkedState w14:val="2612" w14:font="MS Gothic"/>
+                  <w14:uncheckedState w14:val="2610" w14:font="MS Gothic"/>
+                </w14:checkbox>
+              </w:sdtPr>
+              <w:sdtEndPr/>
+              <w:sdtContent>
+                <w:r>
+                  <w:rPr>
+                    <w:rFonts w:ascii="MS Gothic" w:eastAsia="MS Gothic" w:hAnsi="MS Gothic" w:hint="eastAsia"/>
+                  </w:rPr>
+                  <w:t>☐</w:t>
                 </w:r>
               </w:sdtContent>
             </w:sdt>
@@ -9546,18 +9396,18 @@
               <w:sdtPr>
                 <w:id w:val="-124549739"/>
                 <w14:checkbox>
-                  <w14:checked w14:val="1"/>
-                  <w14:checkedState w14:val="2612" w14:font="MS Gothic"/>
-                  <w14:uncheckedState w14:val="2610" w14:font="MS Gothic"/>
-                </w14:checkbox>
-              </w:sdtPr>
-              <w:sdtEndPr/>
-              <w:sdtContent>
-                <w:r>
-                  <w:rPr>
-                    <w:rFonts w:ascii="MS Gothic" w:eastAsia="MS Gothic" w:hAnsi="MS Gothic" w:hint="eastAsia"/>
-                  </w:rPr>
-                  <w:t>☒</w:t>
+                  <w14:checked w14:val="0"/>
+                  <w14:checkedState w14:val="2612" w14:font="MS Gothic"/>
+                  <w14:uncheckedState w14:val="2610" w14:font="MS Gothic"/>
+                </w14:checkbox>
+              </w:sdtPr>
+              <w:sdtEndPr/>
+              <w:sdtContent>
+                <w:r>
+                  <w:rPr>
+                    <w:rFonts w:ascii="MS Gothic" w:eastAsia="MS Gothic" w:hAnsi="MS Gothic" w:hint="eastAsia"/>
+                  </w:rPr>
+                  <w:t>☐</w:t>
                 </w:r>
               </w:sdtContent>
             </w:sdt>
@@ -9568,18 +9418,18 @@
               <w:sdtPr>
                 <w:id w:val="-79675670"/>
                 <w14:checkbox>
-                  <w14:checked w14:val="1"/>
-                  <w14:checkedState w14:val="2612" w14:font="MS Gothic"/>
-                  <w14:uncheckedState w14:val="2610" w14:font="MS Gothic"/>
-                </w14:checkbox>
-              </w:sdtPr>
-              <w:sdtEndPr/>
-              <w:sdtContent>
-                <w:r>
-                  <w:rPr>
-                    <w:rFonts w:ascii="MS Gothic" w:eastAsia="MS Gothic" w:hAnsi="MS Gothic" w:hint="eastAsia"/>
-                  </w:rPr>
-                  <w:t>☒</w:t>
+                  <w14:checked w14:val="0"/>
+                  <w14:checkedState w14:val="2612" w14:font="MS Gothic"/>
+                  <w14:uncheckedState w14:val="2610" w14:font="MS Gothic"/>
+                </w14:checkbox>
+              </w:sdtPr>
+              <w:sdtEndPr/>
+              <w:sdtContent>
+                <w:r>
+                  <w:rPr>
+                    <w:rFonts w:ascii="MS Gothic" w:eastAsia="MS Gothic" w:hAnsi="MS Gothic" w:hint="eastAsia"/>
+                  </w:rPr>
+                  <w:t>☐</w:t>
                 </w:r>
               </w:sdtContent>
             </w:sdt>
@@ -10528,7 +10378,6 @@
               </w:rPr>
               <w:t xml:space="preserve"> </w:t>
             </w:r>
-            <w:proofErr w:type="spellStart"/>
             <w:r>
               <w:rPr>
                 <w:rStyle w:val="ac"/>
@@ -10536,7 +10385,6 @@
               </w:rPr>
               <w:t>Protwin</w:t>
             </w:r>
-            <w:proofErr w:type="spellEnd"/>
           </w:p>
         </w:tc>
         <w:tc>
@@ -10958,7 +10806,7 @@
               <w:t xml:space="preserve"> столы</w:t>
             </w:r>
             <w:r>
-              <w:t xml:space="preserve"> </w:t>
+              <w:tab/>
             </w:r>
             <w:sdt>
               <w:sdtPr>
@@ -11436,16 +11284,11 @@
               </w:sdtContent>
             </w:sdt>
             <w:r>
-              <w:t xml:space="preserve"> </w:t>
-            </w:r>
-            <w:proofErr w:type="spellStart"/>
-            <w:r>
-              <w:t>обувниц</w:t>
+              <w:t xml:space="preserve"> обувниц</w:t>
             </w:r>
             <w:r>
               <w:t>ы</w:t>
             </w:r>
-            <w:proofErr w:type="spellEnd"/>
           </w:p>
         </w:tc>
         <w:tc>
@@ -11726,7 +11569,7 @@
               <w:t>ы</w:t>
             </w:r>
             <w:r>
-              <w:t xml:space="preserve"> </w:t>
+              <w:tab/>
             </w:r>
             <w:sdt>
               <w:sdtPr>
@@ -11910,7 +11753,7 @@
               <w:t>а</w:t>
             </w:r>
             <w:r>
-              <w:t xml:space="preserve"> </w:t>
+              <w:tab/>
             </w:r>
             <w:sdt>
               <w:sdtPr>
